--- a/downloads/handouts/Unit 06/Handout 06.07 - Quick Bread Lab Sheet.docx
+++ b/downloads/handouts/Unit 06/Handout 06.07 - Quick Bread Lab Sheet.docx
@@ -70,23 +70,51 @@
       </w:r>
     </w:p>
     <w:p>
-      <w:r>
-        <w:br w:type="page"/>
-      </w:r>
-    </w:p>
-    <w:p>
-      <w:r>
-        <w:br w:type="page"/>
-      </w:r>
-    </w:p>
-    <w:p>
-      <w:r>
-        <w:br w:type="page"/>
-      </w:r>
-    </w:p>
-    <w:p>
-      <w:r>
-        <w:br w:type="page"/>
+      <w:pPr>
+        <w:numPr>
+          <w:ilvl w:val="0"/>
+          <w:numId w:val="1001"/>
+        </w:numPr>
+        <w:pStyle w:val="Compact"/>
+      </w:pPr>
+      <w:r>
+        <w:t xml:space="preserve">___________________________________________________________________________</w:t>
+      </w:r>
+    </w:p>
+    <w:p>
+      <w:pPr>
+        <w:numPr>
+          <w:ilvl w:val="0"/>
+          <w:numId w:val="1001"/>
+        </w:numPr>
+        <w:pStyle w:val="Compact"/>
+      </w:pPr>
+      <w:r>
+        <w:t xml:space="preserve">___________________________________________________________________________</w:t>
+      </w:r>
+    </w:p>
+    <w:p>
+      <w:pPr>
+        <w:numPr>
+          <w:ilvl w:val="0"/>
+          <w:numId w:val="1001"/>
+        </w:numPr>
+        <w:pStyle w:val="Compact"/>
+      </w:pPr>
+      <w:r>
+        <w:t xml:space="preserve">___________________________________________________________________________</w:t>
+      </w:r>
+    </w:p>
+    <w:p>
+      <w:pPr>
+        <w:numPr>
+          <w:ilvl w:val="0"/>
+          <w:numId w:val="1001"/>
+        </w:numPr>
+        <w:pStyle w:val="Compact"/>
+      </w:pPr>
+      <w:r>
+        <w:t xml:space="preserve">___________________________________________________________________________</w:t>
       </w:r>
     </w:p>
     <w:p>
@@ -389,8 +417,11 @@
       </w:r>
     </w:p>
     <w:p>
-      <w:r>
-        <w:br w:type="page"/>
+      <w:pPr>
+        <w:pStyle w:val="BodyText"/>
+      </w:pPr>
+      <w:r>
+        <w:t xml:space="preserve">_____________________________________________________________________________</w:t>
       </w:r>
     </w:p>
     <w:p>
@@ -656,8 +687,11 @@
       </w:r>
     </w:p>
     <w:p>
-      <w:r>
-        <w:br w:type="page"/>
+      <w:pPr>
+        <w:pStyle w:val="BodyText"/>
+      </w:pPr>
+      <w:r>
+        <w:t xml:space="preserve">_____________________________________________________________________________</w:t>
       </w:r>
     </w:p>
     <w:p>
@@ -849,13 +883,19 @@
       </w:r>
     </w:p>
     <w:p>
-      <w:r>
-        <w:br w:type="page"/>
-      </w:r>
-    </w:p>
-    <w:p>
-      <w:r>
-        <w:br w:type="page"/>
+      <w:pPr>
+        <w:pStyle w:val="BodyText"/>
+      </w:pPr>
+      <w:r>
+        <w:t xml:space="preserve">_____________________________________________________________________________</w:t>
+      </w:r>
+    </w:p>
+    <w:p>
+      <w:pPr>
+        <w:pStyle w:val="BodyText"/>
+      </w:pPr>
+      <w:r>
+        <w:t xml:space="preserve">_____________________________________________________________________________</w:t>
       </w:r>
     </w:p>
     <w:p>
@@ -918,13 +958,19 @@
       </w:r>
     </w:p>
     <w:p>
-      <w:r>
-        <w:br w:type="page"/>
-      </w:r>
-    </w:p>
-    <w:p>
-      <w:r>
-        <w:br w:type="page"/>
+      <w:pPr>
+        <w:pStyle w:val="BodyText"/>
+      </w:pPr>
+      <w:r>
+        <w:t xml:space="preserve">_____________________________________________________________________________</w:t>
+      </w:r>
+    </w:p>
+    <w:p>
+      <w:pPr>
+        <w:pStyle w:val="BodyText"/>
+      </w:pPr>
+      <w:r>
+        <w:t xml:space="preserve">_____________________________________________________________________________</w:t>
       </w:r>
     </w:p>
     <w:p>
@@ -964,8 +1010,11 @@
       </w:r>
     </w:p>
     <w:p>
-      <w:r>
-        <w:br w:type="page"/>
+      <w:pPr>
+        <w:pStyle w:val="BodyText"/>
+      </w:pPr>
+      <w:r>
+        <w:t xml:space="preserve">_____________________________________________________________________________</w:t>
       </w:r>
     </w:p>
     <w:p>
@@ -1598,8 +1647,11 @@
       </w:r>
     </w:p>
     <w:p>
-      <w:r>
-        <w:br w:type="page"/>
+      <w:pPr>
+        <w:pStyle w:val="BodyText"/>
+      </w:pPr>
+      <w:r>
+        <w:t xml:space="preserve">_____________________________________________________________________________</w:t>
       </w:r>
     </w:p>
     <w:p>
@@ -1632,8 +1684,11 @@
       </w:r>
     </w:p>
     <w:p>
-      <w:r>
-        <w:br w:type="page"/>
+      <w:pPr>
+        <w:pStyle w:val="BodyText"/>
+      </w:pPr>
+      <w:r>
+        <w:t xml:space="preserve">_____________________________________________________________________________</w:t>
       </w:r>
     </w:p>
     <w:p>
@@ -1654,8 +1709,11 @@
       </w:r>
     </w:p>
     <w:p>
-      <w:r>
-        <w:br w:type="page"/>
+      <w:pPr>
+        <w:pStyle w:val="BodyText"/>
+      </w:pPr>
+      <w:r>
+        <w:t xml:space="preserve">_____________________________________________________________________________</w:t>
       </w:r>
     </w:p>
     <w:p>
@@ -1676,8 +1734,11 @@
       </w:r>
     </w:p>
     <w:p>
-      <w:r>
-        <w:br w:type="page"/>
+      <w:pPr>
+        <w:pStyle w:val="BodyText"/>
+      </w:pPr>
+      <w:r>
+        <w:t xml:space="preserve">_____________________________________________________________________________</w:t>
       </w:r>
     </w:p>
     <w:p>
@@ -1692,8 +1753,11 @@
       </w:r>
     </w:p>
     <w:p>
-      <w:r>
-        <w:br w:type="page"/>
+      <w:pPr>
+        <w:pStyle w:val="BodyText"/>
+      </w:pPr>
+      <w:r>
+        <w:t xml:space="preserve">_____________________________________________________________________________</w:t>
       </w:r>
     </w:p>
     <w:p>
@@ -2153,8 +2217,11 @@
       </w:r>
     </w:p>
     <w:p>
-      <w:r>
-        <w:br w:type="page"/>
+      <w:pPr>
+        <w:pStyle w:val="BodyText"/>
+      </w:pPr>
+      <w:r>
+        <w:t xml:space="preserve">_____________________________________________________________________________</w:t>
       </w:r>
     </w:p>
     <w:p>

--- a/downloads/handouts/Unit 06/Handout 06.07 - Quick Bread Lab Sheet.docx
+++ b/downloads/handouts/Unit 06/Handout 06.07 - Quick Bread Lab Sheet.docx
@@ -421,7 +421,7 @@
         <w:pStyle w:val="BodyText"/>
       </w:pPr>
       <w:r>
-        <w:t xml:space="preserve">_____________________________________________________________________________</w:t>
+        <w:t xml:space="preserve">Answer: _____________________________________________________________________________</w:t>
       </w:r>
     </w:p>
     <w:p>
@@ -691,7 +691,7 @@
         <w:pStyle w:val="BodyText"/>
       </w:pPr>
       <w:r>
-        <w:t xml:space="preserve">_____________________________________________________________________________</w:t>
+        <w:t xml:space="preserve">Line 1: _____________________________________________________________________________</w:t>
       </w:r>
     </w:p>
     <w:p>
@@ -708,7 +708,7 @@
         <w:t xml:space="preserve"> </w:t>
       </w:r>
       <w:r>
-        <w:t xml:space="preserve">(what we measure to see the result). Name all three:</w:t>
+        <w:t xml:space="preserve">(what we measure to see the result). Name all three. Hint: look at the columns in the Part 5 data table.</w:t>
       </w:r>
     </w:p>
     <w:p>
@@ -737,7 +737,7 @@
         <w:t xml:space="preserve"> </w:t>
       </w:r>
       <w:r>
-        <w:t xml:space="preserve">(everything we keep exactly the same). List at least four, and go for eight:</w:t>
+        <w:t xml:space="preserve">(everything we keep exactly the same). List at least four. Try for eight:</w:t>
       </w:r>
     </w:p>
     <w:tbl>
@@ -887,7 +887,7 @@
         <w:pStyle w:val="BodyText"/>
       </w:pPr>
       <w:r>
-        <w:t xml:space="preserve">_____________________________________________________________________________</w:t>
+        <w:t xml:space="preserve">Answer: _____________________________________________________________________________</w:t>
       </w:r>
     </w:p>
     <w:p>
@@ -895,7 +895,7 @@
         <w:pStyle w:val="BodyText"/>
       </w:pPr>
       <w:r>
-        <w:t xml:space="preserve">_____________________________________________________________________________</w:t>
+        <w:t xml:space="preserve">Line 2: _____________________________________________________________________________</w:t>
       </w:r>
     </w:p>
     <w:p>
@@ -922,7 +922,7 @@
         <w:t xml:space="preserve"> </w:t>
       </w:r>
       <w:r>
-        <w:t xml:space="preserve">(one sentence, in the form</w:t>
+        <w:t xml:space="preserve">(my best guess, one sentence, in the form</w:t>
       </w:r>
       <w:r>
         <w:t xml:space="preserve"> </w:t>
@@ -962,7 +962,7 @@
         <w:pStyle w:val="BodyText"/>
       </w:pPr>
       <w:r>
-        <w:t xml:space="preserve">_____________________________________________________________________________</w:t>
+        <w:t xml:space="preserve">Line 1: _____________________________________________________________________________</w:t>
       </w:r>
     </w:p>
     <w:p>
@@ -970,7 +970,7 @@
         <w:pStyle w:val="BodyText"/>
       </w:pPr>
       <w:r>
-        <w:t xml:space="preserve">_____________________________________________________________________________</w:t>
+        <w:t xml:space="preserve">Line 2: _____________________________________________________________________________</w:t>
       </w:r>
     </w:p>
     <w:p>
@@ -1014,7 +1014,7 @@
         <w:pStyle w:val="BodyText"/>
       </w:pPr>
       <w:r>
-        <w:t xml:space="preserve">_____________________________________________________________________________</w:t>
+        <w:t xml:space="preserve">Answer: _____________________________________________________________________________</w:t>
       </w:r>
     </w:p>
     <w:p>
@@ -1073,7 +1073,7 @@
         <w:pStyle w:val="FirstParagraph"/>
       </w:pPr>
       <w:r>
-        <w:t xml:space="preserve">Measure the batter height in the liner before baking and the muffin height after. Use the ruler.</w:t>
+        <w:t xml:space="preserve">Use the ruler. Measure the batter height in the liner before baking. Measure the muffin height after baking.</w:t>
       </w:r>
     </w:p>
     <w:tbl>
@@ -1651,7 +1651,7 @@
         <w:pStyle w:val="BodyText"/>
       </w:pPr>
       <w:r>
-        <w:t xml:space="preserve">_____________________________________________________________________________</w:t>
+        <w:t xml:space="preserve">Line 2: _____________________________________________________________________________</w:t>
       </w:r>
     </w:p>
     <w:p>
@@ -1688,7 +1688,7 @@
         <w:pStyle w:val="BodyText"/>
       </w:pPr>
       <w:r>
-        <w:t xml:space="preserve">_____________________________________________________________________________</w:t>
+        <w:t xml:space="preserve">Answer: _____________________________________________________________________________</w:t>
       </w:r>
     </w:p>
     <w:p>
@@ -1713,7 +1713,7 @@
         <w:pStyle w:val="BodyText"/>
       </w:pPr>
       <w:r>
-        <w:t xml:space="preserve">_____________________________________________________________________________</w:t>
+        <w:t xml:space="preserve">Line 3: _____________________________________________________________________________</w:t>
       </w:r>
     </w:p>
     <w:p>
@@ -1738,7 +1738,7 @@
         <w:pStyle w:val="BodyText"/>
       </w:pPr>
       <w:r>
-        <w:t xml:space="preserve">_____________________________________________________________________________</w:t>
+        <w:t xml:space="preserve">Line 5: _____________________________________________________________________________</w:t>
       </w:r>
     </w:p>
     <w:p>
@@ -1757,7 +1757,7 @@
         <w:pStyle w:val="BodyText"/>
       </w:pPr>
       <w:r>
-        <w:t xml:space="preserve">_____________________________________________________________________________</w:t>
+        <w:t xml:space="preserve">Answer: _____________________________________________________________________________</w:t>
       </w:r>
     </w:p>
     <w:p>
@@ -2221,7 +2221,7 @@
         <w:pStyle w:val="BodyText"/>
       </w:pPr>
       <w:r>
-        <w:t xml:space="preserve">_____________________________________________________________________________</w:t>
+        <w:t xml:space="preserve">Line 3: _____________________________________________________________________________</w:t>
       </w:r>
     </w:p>
     <w:p>
@@ -2232,13 +2232,13 @@
         <w:rPr>
           <w:b/>
         </w:rPr>
-        <w:t xml:space="preserve">Name one confounding variable in our own test</w:t>
+        <w:t xml:space="preserve">Name one confounding variable in our own test.</w:t>
       </w:r>
       <w:r>
         <w:t xml:space="preserve"> </w:t>
       </w:r>
       <w:r>
-        <w:t xml:space="preserve">(something we did not control that could have affected the result),</w:t>
+        <w:t xml:space="preserve">(A confounding variable is something we did not control that could have changed the result.)</w:t>
       </w:r>
       <w:r>
         <w:t xml:space="preserve"> </w:t>
@@ -2247,7 +2247,7 @@
         <w:rPr>
           <w:b/>
         </w:rPr>
-        <w:t xml:space="preserve">and say how you would control it next time.</w:t>
+        <w:t xml:space="preserve">Then say how you would control it next time.</w:t>
       </w:r>
     </w:p>
     <w:p>
